--- a/Documentations/Maintenance and Operational Runbook.docx
+++ b/Documentations/Maintenance and Operational Runbook.docx
@@ -35,7 +35,7 @@
           <w:i/>
           <w:sz w:val="22"/>
         </w:rPr>
-        <w:t>dev-deploy-shafik-2</w:t>
+        <w:t>nyunt/dev-W7.1 (live branch)</w:t>
       </w:r>
     </w:p>
     <w:p>
@@ -83,7 +83,7 @@
         <w:pStyle w:val="ListNumber"/>
       </w:pPr>
       <w:r>
-        <w:t>Run npm run test:ci and confirm all test suites pass (currently 13 suites / 198 tests).</w:t>
+        <w:t>Run npm run test:ci and confirm all test suites pass (currently 13 suites / 221 tests).</w:t>
       </w:r>
     </w:p>
     <w:p>
@@ -115,7 +115,7 @@
         <w:pStyle w:val="ListNumber"/>
       </w:pPr>
       <w:r>
-        <w:t>Run node tools/run-uat-automated-tests.mjs and confirm the UAT-workflow rollup doesn't show a new coverage gap that wasn't there before.</w:t>
+        <w:t>Run npx jest --ci --coverage --coverageReporters=json-summary --verbose --testLocationInResults --json (this branch does not carry the tools/run-uat-automated-tests.mjs wrapper script) and confirm the UAT-workflow rollup (UAT_Report.docx §2) doesn't show a new coverage gap that wasn't there before.</w:t>
       </w:r>
     </w:p>
     <w:p>
@@ -417,7 +417,7 @@
               <w:rPr>
                 <w:sz w:val="19"/>
               </w:rPr>
-              <w:t>dev-deploy-shafik-2</w:t>
+              <w:t>nyunt/dev-W7.1 (live branch)</w:t>
             </w:r>
           </w:p>
         </w:tc>
@@ -445,7 +445,7 @@
               <w:rPr>
                 <w:sz w:val="19"/>
               </w:rPr>
-              <w:t>24 July 2026</w:t>
+              <w:t>31 July 2026</w:t>
             </w:r>
           </w:p>
         </w:tc>
